--- a/docs/enablement/word/Enablement-What-It-Is-v2.0.docx
+++ b/docs/enablement/word/Enablement-What-It-Is-v2.0.docx
@@ -732,7 +732,7 @@
           <w:sz w:val="21"/>
           <w:szCs w:val="21"/>
         </w:rPr>
-        <w:t xml:space="preserve">Think of a good stylist in a boutique. The same retailer described the site it wanted as "a site that feels like a stylist who remembers." It concluded that this capability did not exist off the shelf, and built it with us. The engine is that stylist, for every visitor at once, at internet scale.</w:t>
+        <w:t xml:space="preserve">Think of a good stylist in a boutique. The same retailer described the site it wanted as "a site that feels like a stylist who remembers." It concluded that this capability did not exist off the shelf, and chose to build it with us. The engine is that stylist, for every visitor at once, at internet scale.</w:t>
       </w:r>
     </w:p>
     <w:p>
@@ -760,7 +760,7 @@
           <w:sz w:val="21"/>
           <w:szCs w:val="21"/>
         </w:rPr>
-        <w:t xml:space="preserve">Recommendations rank the past; the engine decides the page at the point in time, and the two work side by side. The engine needs no purchase history, so it works for a visitor nobody has met, and it replaces no recommendations product. The recommendations carousel keeps choosing its products, while the engine decides where the carousel comes among the page's sections and what fills the places around it.</w:t>
+        <w:t xml:space="preserve">Recommendations rank the past; the engine decides the page at the point in time, and the two work side by side. It is not a recommendations engine and does not replace one: it needs no purchase history, so it works for a visitor nobody has met. The recommendations carousel keeps choosing its products, while the engine decides where the carousel comes among the page's sections and what fills the places around it.</w:t>
       </w:r>
     </w:p>
     <w:p>
@@ -854,7 +854,7 @@
           <w:sz w:val="21"/>
           <w:szCs w:val="21"/>
         </w:rPr>
-        <w:t xml:space="preserve"> In launch week, the brand has promised a partner the top of the home page. The merchandiser pins that section, and it holds for every visitor. Below it, the engine orders the other sections by each visitor's interest: the recommendations carousel, the category grid, the reviews and a styling story. Reviews rise for a visitor close to buying, the styling story for one still browsing. Gates come first, removing anything out of stock or outside its dates. A home-shopping retailer asked, of a short-lived offer, whether to "reinforce it while it is live, or let the shopper drift". The engine allows both: a pin or a weight reinforces, the visitor's interest drifts, and a weight can only lean on interest the visitor has shown. The receipt marks the pin as an instruction, not a decision.</w:t>
+        <w:t xml:space="preserve"> In launch week, the brand has promised a partner the top of the home page. The merchandiser pins that section, and it holds for every visitor. Below it, the engine orders the other sections by each visitor's interest: the recommendations carousel, the category grid, the reviews and a styling story. Reviews rise for a visitor close to buying, the styling story for one still browsing. Gates come first, removing anything out of stock or outside its dates. A home-shopping retailer asked, of a short-lived offer, whether to reinforce it while it is live or let the shopper drift. The engine allows both: a pin or a weight reinforces, the visitor's interest drifts, and a weight can only lean on interest the visitor has shown. The receipt marks the pin as an instruction, not a decision.</w:t>
       </w:r>
     </w:p>
     <w:p>
@@ -1375,6 +1375,25 @@
           <w:szCs w:val="21"/>
         </w:rPr>
         <w:t xml:space="preserve">Its site's events, through one script or its existing data layer, which fill the buckets.</w:t>
+      </w:r>
+    </w:p>
+    <w:p>
+      <w:pPr>
+        <w:pStyle w:val="ListParagraph"/>
+        <w:numPr>
+          <w:ilvl w:val="0"/>
+          <w:numId w:val="2"/>
+        </w:numPr>
+        <w:spacing w:after="60" w:line="264"/>
+      </w:pPr>
+      <w:r>
+        <w:rPr>
+          <w:rFonts w:ascii="Calibri" w:cs="Calibri" w:eastAsia="Calibri" w:hAnsi="Calibri"/>
+          <w:color w:val="1A1A1A"/>
+          <w:sz w:val="21"/>
+          <w:szCs w:val="21"/>
+        </w:rPr>
+        <w:t xml:space="preserve">The visitor's consent choice, which the site passes from its consent banner and the engine follows.</w:t>
       </w:r>
     </w:p>
     <w:p>
@@ -1552,8 +1571,8 @@
         </w:tblBorders>
       </w:tblPr>
       <w:tblGrid>
-        <w:gridCol w:w="4029"/>
-        <w:gridCol w:w="5331"/>
+        <w:gridCol w:w="3966"/>
+        <w:gridCol w:w="5394"/>
       </w:tblGrid>
       <w:tr>
         <w:trPr>
@@ -1561,7 +1580,7 @@
         </w:trPr>
         <w:tc>
           <w:tcPr>
-            <w:tcW w:type="dxa" w:w="4029"/>
+            <w:tcW w:type="dxa" w:w="3966"/>
             <w:shd w:fill="E8EDF4" w:val="clear"/>
             <w:tcMar>
               <w:top w:type="dxa" w:w="70"/>
@@ -1589,7 +1608,7 @@
         </w:tc>
         <w:tc>
           <w:tcPr>
-            <w:tcW w:type="dxa" w:w="5331"/>
+            <w:tcW w:type="dxa" w:w="5394"/>
             <w:shd w:fill="E8EDF4" w:val="clear"/>
             <w:tcMar>
               <w:top w:type="dxa" w:w="70"/>
@@ -1619,7 +1638,7 @@
       <w:tr>
         <w:tc>
           <w:tcPr>
-            <w:tcW w:type="dxa" w:w="4029"/>
+            <w:tcW w:type="dxa" w:w="3966"/>
             <w:shd w:fill="FFFFFF" w:val="clear"/>
             <w:tcMar>
               <w:top w:type="dxa" w:w="70"/>
@@ -1645,7 +1664,7 @@
         </w:tc>
         <w:tc>
           <w:tcPr>
-            <w:tcW w:type="dxa" w:w="5331"/>
+            <w:tcW w:type="dxa" w:w="5394"/>
             <w:shd w:fill="FFFFFF" w:val="clear"/>
             <w:tcMar>
               <w:top w:type="dxa" w:w="70"/>
@@ -1673,7 +1692,7 @@
       <w:tr>
         <w:tc>
           <w:tcPr>
-            <w:tcW w:type="dxa" w:w="4029"/>
+            <w:tcW w:type="dxa" w:w="3966"/>
             <w:shd w:fill="F6F8FB" w:val="clear"/>
             <w:tcMar>
               <w:top w:type="dxa" w:w="70"/>
@@ -1699,7 +1718,7 @@
         </w:tc>
         <w:tc>
           <w:tcPr>
-            <w:tcW w:type="dxa" w:w="5331"/>
+            <w:tcW w:type="dxa" w:w="5394"/>
             <w:shd w:fill="F6F8FB" w:val="clear"/>
             <w:tcMar>
               <w:top w:type="dxa" w:w="70"/>
@@ -1719,7 +1738,7 @@
                 <w:sz w:val="19"/>
                 <w:szCs w:val="19"/>
               </w:rPr>
-              <w:t xml:space="preserve">"The engine calls no AI model to decide; Opal and the optional add-ons are where AI works."</w:t>
+              <w:t xml:space="preserve">"The engine calls no AI model to decide. Opal is where people ask and generative AI creates, and that is where credits apply."</w:t>
             </w:r>
           </w:p>
         </w:tc>
@@ -1727,7 +1746,7 @@
       <w:tr>
         <w:tc>
           <w:tcPr>
-            <w:tcW w:type="dxa" w:w="4029"/>
+            <w:tcW w:type="dxa" w:w="3966"/>
             <w:shd w:fill="FFFFFF" w:val="clear"/>
             <w:tcMar>
               <w:top w:type="dxa" w:w="70"/>
@@ -1753,7 +1772,7 @@
         </w:tc>
         <w:tc>
           <w:tcPr>
-            <w:tcW w:type="dxa" w:w="5331"/>
+            <w:tcW w:type="dxa" w:w="5394"/>
             <w:shd w:fill="FFFFFF" w:val="clear"/>
             <w:tcMar>
               <w:top w:type="dxa" w:w="70"/>
@@ -1781,7 +1800,7 @@
       <w:tr>
         <w:tc>
           <w:tcPr>
-            <w:tcW w:type="dxa" w:w="4029"/>
+            <w:tcW w:type="dxa" w:w="3966"/>
             <w:shd w:fill="F6F8FB" w:val="clear"/>
             <w:tcMar>
               <w:top w:type="dxa" w:w="70"/>
@@ -1807,7 +1826,7 @@
         </w:tc>
         <w:tc>
           <w:tcPr>
-            <w:tcW w:type="dxa" w:w="5331"/>
+            <w:tcW w:type="dxa" w:w="5394"/>
             <w:shd w:fill="F6F8FB" w:val="clear"/>
             <w:tcMar>
               <w:top w:type="dxa" w:w="70"/>
@@ -1835,7 +1854,7 @@
       <w:tr>
         <w:tc>
           <w:tcPr>
-            <w:tcW w:type="dxa" w:w="4029"/>
+            <w:tcW w:type="dxa" w:w="3966"/>
             <w:shd w:fill="FFFFFF" w:val="clear"/>
             <w:tcMar>
               <w:top w:type="dxa" w:w="70"/>
@@ -1861,7 +1880,7 @@
         </w:tc>
         <w:tc>
           <w:tcPr>
-            <w:tcW w:type="dxa" w:w="5331"/>
+            <w:tcW w:type="dxa" w:w="5394"/>
             <w:shd w:fill="FFFFFF" w:val="clear"/>
             <w:tcMar>
               <w:top w:type="dxa" w:w="70"/>
@@ -1889,7 +1908,7 @@
       <w:tr>
         <w:tc>
           <w:tcPr>
-            <w:tcW w:type="dxa" w:w="4029"/>
+            <w:tcW w:type="dxa" w:w="3966"/>
             <w:shd w:fill="F6F8FB" w:val="clear"/>
             <w:tcMar>
               <w:top w:type="dxa" w:w="70"/>
@@ -1915,7 +1934,7 @@
         </w:tc>
         <w:tc>
           <w:tcPr>
-            <w:tcW w:type="dxa" w:w="5331"/>
+            <w:tcW w:type="dxa" w:w="5394"/>
             <w:shd w:fill="F6F8FB" w:val="clear"/>
             <w:tcMar>
               <w:top w:type="dxa" w:w="70"/>
@@ -1943,7 +1962,7 @@
       <w:tr>
         <w:tc>
           <w:tcPr>
-            <w:tcW w:type="dxa" w:w="4029"/>
+            <w:tcW w:type="dxa" w:w="3966"/>
             <w:shd w:fill="FFFFFF" w:val="clear"/>
             <w:tcMar>
               <w:top w:type="dxa" w:w="70"/>
@@ -1969,7 +1988,7 @@
         </w:tc>
         <w:tc>
           <w:tcPr>
-            <w:tcW w:type="dxa" w:w="5331"/>
+            <w:tcW w:type="dxa" w:w="5394"/>
             <w:shd w:fill="FFFFFF" w:val="clear"/>
             <w:tcMar>
               <w:top w:type="dxa" w:w="70"/>
@@ -1997,7 +2016,7 @@
       <w:tr>
         <w:tc>
           <w:tcPr>
-            <w:tcW w:type="dxa" w:w="4029"/>
+            <w:tcW w:type="dxa" w:w="3966"/>
             <w:shd w:fill="F6F8FB" w:val="clear"/>
             <w:tcMar>
               <w:top w:type="dxa" w:w="70"/>
@@ -2023,7 +2042,7 @@
         </w:tc>
         <w:tc>
           <w:tcPr>
-            <w:tcW w:type="dxa" w:w="5331"/>
+            <w:tcW w:type="dxa" w:w="5394"/>
             <w:shd w:fill="F6F8FB" w:val="clear"/>
             <w:tcMar>
               <w:top w:type="dxa" w:w="70"/>
@@ -2051,7 +2070,7 @@
       <w:tr>
         <w:tc>
           <w:tcPr>
-            <w:tcW w:type="dxa" w:w="4029"/>
+            <w:tcW w:type="dxa" w:w="3966"/>
             <w:shd w:fill="FFFFFF" w:val="clear"/>
             <w:tcMar>
               <w:top w:type="dxa" w:w="70"/>
@@ -2077,7 +2096,7 @@
         </w:tc>
         <w:tc>
           <w:tcPr>
-            <w:tcW w:type="dxa" w:w="5331"/>
+            <w:tcW w:type="dxa" w:w="5394"/>
             <w:shd w:fill="FFFFFF" w:val="clear"/>
             <w:tcMar>
               <w:top w:type="dxa" w:w="70"/>
@@ -2105,7 +2124,7 @@
       <w:tr>
         <w:tc>
           <w:tcPr>
-            <w:tcW w:type="dxa" w:w="4029"/>
+            <w:tcW w:type="dxa" w:w="3966"/>
             <w:shd w:fill="F6F8FB" w:val="clear"/>
             <w:tcMar>
               <w:top w:type="dxa" w:w="70"/>
@@ -2131,7 +2150,7 @@
         </w:tc>
         <w:tc>
           <w:tcPr>
-            <w:tcW w:type="dxa" w:w="5331"/>
+            <w:tcW w:type="dxa" w:w="5394"/>
             <w:shd w:fill="F6F8FB" w:val="clear"/>
             <w:tcMar>
               <w:top w:type="dxa" w:w="70"/>
@@ -2334,7 +2353,38 @@
         </w:numPr>
         <w:spacing w:after="60" w:line="264"/>
       </w:pPr>
-      <w:hyperlink w:history="1" r:id="rIdlonf_hwedlb8eehai3zxz">
+      <w:hyperlink w:history="1" r:id="rIdwhl2gmxvwxcrjaqu2ogn1">
+        <w:r>
+          <w:rPr>
+            <w:rFonts w:ascii="Calibri" w:cs="Calibri" w:eastAsia="Calibri" w:hAnsi="Calibri"/>
+            <w:color w:val="0B5CAD"/>
+            <w:sz w:val="21"/>
+            <w:szCs w:val="21"/>
+            <w:u w:val="single"/>
+          </w:rPr>
+          <w:t xml:space="preserve">See it work</w:t>
+        </w:r>
+      </w:hyperlink>
+      <w:r>
+        <w:rPr>
+          <w:rFonts w:ascii="Calibri" w:cs="Calibri" w:eastAsia="Calibri" w:hAnsi="Calibri"/>
+          <w:color w:val="1A1A1A"/>
+          <w:sz w:val="21"/>
+          <w:szCs w:val="21"/>
+        </w:rPr>
+        <w:t xml:space="preserve">, the stylist's four moves on a page.</w:t>
+      </w:r>
+    </w:p>
+    <w:p>
+      <w:pPr>
+        <w:pStyle w:val="ListParagraph"/>
+        <w:numPr>
+          <w:ilvl w:val="0"/>
+          <w:numId w:val="2"/>
+        </w:numPr>
+        <w:spacing w:after="60" w:line="264"/>
+      </w:pPr>
+      <w:hyperlink w:history="1" r:id="rIdbcr_x4kd1s4lg6mkjduq_">
         <w:r>
           <w:rPr>
             <w:rFonts w:ascii="Calibri" w:cs="Calibri" w:eastAsia="Calibri" w:hAnsi="Calibri"/>
@@ -2365,7 +2415,7 @@
         </w:numPr>
         <w:spacing w:after="60" w:line="264"/>
       </w:pPr>
-      <w:hyperlink w:history="1" r:id="rIdnwdezmdc5rqz4r6p4l7al">
+      <w:hyperlink w:history="1" r:id="rId9kkxgqx3zepyhfbpabu3a">
         <w:r>
           <w:rPr>
             <w:rFonts w:ascii="Calibri" w:cs="Calibri" w:eastAsia="Calibri" w:hAnsi="Calibri"/>
@@ -2396,7 +2446,7 @@
         </w:numPr>
         <w:spacing w:after="60" w:line="264"/>
       </w:pPr>
-      <w:hyperlink w:history="1" r:id="rIdzuawe40wapsjkaceybtcm">
+      <w:hyperlink w:history="1" r:id="rIdsqfxm2rceyecxzimqao0p">
         <w:r>
           <w:rPr>
             <w:rFonts w:ascii="Calibri" w:cs="Calibri" w:eastAsia="Calibri" w:hAnsi="Calibri"/>
@@ -2405,7 +2455,7 @@
             <w:szCs w:val="21"/>
             <w:u w:val="single"/>
           </w:rPr>
-          <w:t xml:space="preserve">Where Opal and AI credits fit</w:t>
+          <w:t xml:space="preserve">Where Opal and AI Credits Fit, and Where They Never Do</w:t>
         </w:r>
       </w:hyperlink>
       <w:r>
@@ -2427,7 +2477,7 @@
         </w:numPr>
         <w:spacing w:after="60" w:line="264"/>
       </w:pPr>
-      <w:hyperlink w:history="1" r:id="rIdgmztcibhl7lvzcqz9s0hb">
+      <w:hyperlink w:history="1" r:id="rId4327zrvane2cfbboa0qbw">
         <w:r>
           <w:rPr>
             <w:rFonts w:ascii="Calibri" w:cs="Calibri" w:eastAsia="Calibri" w:hAnsi="Calibri"/>
@@ -2436,7 +2486,7 @@
             <w:szCs w:val="21"/>
             <w:u w:val="single"/>
           </w:rPr>
-          <w:t xml:space="preserve">Which demo to show to whom</w:t>
+          <w:t xml:space="preserve">Which demo shows which story</w:t>
         </w:r>
       </w:hyperlink>
       <w:r>
@@ -2458,7 +2508,7 @@
         </w:numPr>
         <w:spacing w:after="60" w:line="264"/>
       </w:pPr>
-      <w:hyperlink w:history="1" r:id="rIdfgsr0to62pylayidqyssq">
+      <w:hyperlink w:history="1" r:id="rIdj1-rl8phowlmckidy-rvu">
         <w:r>
           <w:rPr>
             <w:rFonts w:ascii="Calibri" w:cs="Calibri" w:eastAsia="Calibri" w:hAnsi="Calibri"/>
